--- a/Универ/4/СИФОВМ/СИФОВМ ОТЧЕТ 2.docx
+++ b/Универ/4/СИФОВМ/СИФОВМ ОТЧЕТ 2.docx
@@ -1,6 +1,6 @@
 
 <file path=word/document.xml><?xml version="1.0" encoding="utf-8"?>
-<w:document xmlns:wpc="http://schemas.microsoft.com/office/word/2010/wordprocessingCanvas" xmlns:cx="http://schemas.microsoft.com/office/drawing/2014/chartex" xmlns:cx1="http://schemas.microsoft.com/office/drawing/2015/9/8/chartex" xmlns:cx2="http://schemas.microsoft.com/office/drawing/2015/10/21/chartex" xmlns:cx3="http://schemas.microsoft.com/office/drawing/2016/5/9/chartex" xmlns:cx4="http://schemas.microsoft.com/office/drawing/2016/5/10/chartex" xmlns:cx5="http://schemas.microsoft.com/office/drawing/2016/5/11/chartex" xmlns:cx6="http://schemas.microsoft.com/office/drawing/2016/5/12/chartex" xmlns:cx7="http://schemas.microsoft.com/office/drawing/2016/5/13/chartex" xmlns:cx8="http://schemas.microsoft.com/office/drawing/2016/5/14/chartex" xmlns:mc="http://schemas.openxmlformats.org/markup-compatibility/2006" xmlns:aink="http://schemas.microsoft.com/office/drawing/2016/ink" xmlns:am3d="http://schemas.microsoft.com/office/drawing/2017/model3d" xmlns:o="urn:schemas-microsoft-com:office:office" xmlns:r="http://schemas.openxmlformats.org/officeDocument/2006/relationships" xmlns:m="http://schemas.openxmlformats.org/officeDocument/2006/math" xmlns:v="urn:schemas-microsoft-com:vml" xmlns:wp14="http://schemas.microsoft.com/office/word/2010/wordprocessingDrawing" xmlns:wp="http://schemas.openxmlformats.org/drawingml/2006/wordprocessingDrawing" xmlns:w10="urn:schemas-microsoft-com:office:word" xmlns:w="http://schemas.openxmlformats.org/wordprocessingml/2006/main" xmlns:w14="http://schemas.microsoft.com/office/word/2010/wordml" xmlns:w15="http://schemas.microsoft.com/office/word/2012/wordml" xmlns:w16cid="http://schemas.microsoft.com/office/word/2016/wordml/cid" xmlns:w16se="http://schemas.microsoft.com/office/word/2015/wordml/symex" xmlns:wpg="http://schemas.microsoft.com/office/word/2010/wordprocessingGroup" xmlns:wpi="http://schemas.microsoft.com/office/word/2010/wordprocessingInk" xmlns:wne="http://schemas.microsoft.com/office/word/2006/wordml" xmlns:wps="http://schemas.microsoft.com/office/word/2010/wordprocessingShape" mc:Ignorable="w14 w15 w16se w16cid wp14">
+<w:document xmlns:wpc="http://schemas.microsoft.com/office/word/2010/wordprocessingCanvas" xmlns:cx="http://schemas.microsoft.com/office/drawing/2014/chartex" xmlns:cx1="http://schemas.microsoft.com/office/drawing/2015/9/8/chartex" xmlns:cx2="http://schemas.microsoft.com/office/drawing/2015/10/21/chartex" xmlns:cx3="http://schemas.microsoft.com/office/drawing/2016/5/9/chartex" xmlns:cx4="http://schemas.microsoft.com/office/drawing/2016/5/10/chartex" xmlns:cx5="http://schemas.microsoft.com/office/drawing/2016/5/11/chartex" xmlns:cx6="http://schemas.microsoft.com/office/drawing/2016/5/12/chartex" xmlns:cx7="http://schemas.microsoft.com/office/drawing/2016/5/13/chartex" xmlns:cx8="http://schemas.microsoft.com/office/drawing/2016/5/14/chartex" xmlns:mc="http://schemas.openxmlformats.org/markup-compatibility/2006" xmlns:aink="http://schemas.microsoft.com/office/drawing/2016/ink" xmlns:am3d="http://schemas.microsoft.com/office/drawing/2017/model3d" xmlns:o="urn:schemas-microsoft-com:office:office" xmlns:oel="http://schemas.microsoft.com/office/2019/extlst" xmlns:r="http://schemas.openxmlformats.org/officeDocument/2006/relationships" xmlns:m="http://schemas.openxmlformats.org/officeDocument/2006/math" xmlns:v="urn:schemas-microsoft-com:vml" xmlns:wp14="http://schemas.microsoft.com/office/word/2010/wordprocessingDrawing" xmlns:wp="http://schemas.openxmlformats.org/drawingml/2006/wordprocessingDrawing" xmlns:w10="urn:schemas-microsoft-com:office:word" xmlns:w="http://schemas.openxmlformats.org/wordprocessingml/2006/main" xmlns:w14="http://schemas.microsoft.com/office/word/2010/wordml" xmlns:w15="http://schemas.microsoft.com/office/word/2012/wordml" xmlns:w16cex="http://schemas.microsoft.com/office/word/2018/wordml/cex" xmlns:w16cid="http://schemas.microsoft.com/office/word/2016/wordml/cid" xmlns:w16="http://schemas.microsoft.com/office/word/2018/wordml" xmlns:w16du="http://schemas.microsoft.com/office/word/2023/wordml/word16du" xmlns:w16sdtdh="http://schemas.microsoft.com/office/word/2020/wordml/sdtdatahash" xmlns:w16se="http://schemas.microsoft.com/office/word/2015/wordml/symex" xmlns:wpg="http://schemas.microsoft.com/office/word/2010/wordprocessingGroup" xmlns:wpi="http://schemas.microsoft.com/office/word/2010/wordprocessingInk" xmlns:wne="http://schemas.microsoft.com/office/word/2006/wordml" xmlns:wps="http://schemas.microsoft.com/office/word/2010/wordprocessingShape" mc:Ignorable="w14 w15 w16se w16cid w16 w16cex w16sdtdh w16du wp14">
   <w:body>
     <w:p>
       <w:pPr>
@@ -229,6 +229,14 @@
           <w:szCs w:val="28"/>
         </w:rPr>
         <w:t xml:space="preserve"> </w:t>
+      </w:r>
+      <w:r>
+        <w:rPr>
+          <w:rFonts w:ascii="Times New Roman" w:hAnsi="Times New Roman" w:cs="Times New Roman"/>
+          <w:sz w:val="28"/>
+          <w:szCs w:val="28"/>
+        </w:rPr>
+        <w:t>"Управляемый генератор синхросигналов"</w:t>
       </w:r>
     </w:p>
     <w:p>
@@ -522,7 +530,43 @@
           <w:sz w:val="28"/>
           <w:szCs w:val="28"/>
         </w:rPr>
-        <w:t xml:space="preserve"> гр., 150504    </w:t>
+        <w:t xml:space="preserve"> гр., </w:t>
+      </w:r>
+      <w:r>
+        <w:rPr>
+          <w:rFonts w:ascii="Times New Roman" w:eastAsia="Times New Roman" w:hAnsi="Times New Roman" w:cs="Times New Roman"/>
+          <w:color w:val="000000" w:themeColor="text1"/>
+          <w:sz w:val="28"/>
+          <w:szCs w:val="28"/>
+        </w:rPr>
+        <w:t>2</w:t>
+      </w:r>
+      <w:r>
+        <w:rPr>
+          <w:rFonts w:ascii="Times New Roman" w:eastAsia="Times New Roman" w:hAnsi="Times New Roman" w:cs="Times New Roman"/>
+          <w:color w:val="000000" w:themeColor="text1"/>
+          <w:sz w:val="28"/>
+          <w:szCs w:val="28"/>
+        </w:rPr>
+        <w:t>505</w:t>
+      </w:r>
+      <w:r>
+        <w:rPr>
+          <w:rFonts w:ascii="Times New Roman" w:eastAsia="Times New Roman" w:hAnsi="Times New Roman" w:cs="Times New Roman"/>
+          <w:color w:val="000000" w:themeColor="text1"/>
+          <w:sz w:val="28"/>
+          <w:szCs w:val="28"/>
+        </w:rPr>
+        <w:t>41</w:t>
+      </w:r>
+      <w:r>
+        <w:rPr>
+          <w:rFonts w:ascii="Times New Roman" w:eastAsia="Times New Roman" w:hAnsi="Times New Roman" w:cs="Times New Roman"/>
+          <w:color w:val="000000" w:themeColor="text1"/>
+          <w:sz w:val="28"/>
+          <w:szCs w:val="28"/>
+        </w:rPr>
+        <w:t xml:space="preserve">    </w:t>
       </w:r>
     </w:p>
     <w:p>
@@ -562,7 +606,7 @@
           <w:sz w:val="28"/>
           <w:szCs w:val="28"/>
         </w:rPr>
-        <w:t>Горбачевский</w:t>
+        <w:t>Власов</w:t>
       </w:r>
       <w:r>
         <w:rPr>
@@ -580,10 +624,8 @@
           <w:sz w:val="28"/>
           <w:szCs w:val="28"/>
         </w:rPr>
-        <w:t>К</w:t>
-      </w:r>
-      <w:bookmarkStart w:id="0" w:name="_GoBack"/>
-      <w:bookmarkEnd w:id="0"/>
+        <w:t>Р</w:t>
+      </w:r>
       <w:r>
         <w:rPr>
           <w:rFonts w:ascii="Times New Roman" w:eastAsia="Times New Roman" w:hAnsi="Times New Roman" w:cs="Times New Roman"/>
@@ -591,7 +633,25 @@
           <w:sz w:val="28"/>
           <w:szCs w:val="28"/>
         </w:rPr>
-        <w:t>.В.</w:t>
+        <w:t>.</w:t>
+      </w:r>
+      <w:r>
+        <w:rPr>
+          <w:rFonts w:ascii="Times New Roman" w:eastAsia="Times New Roman" w:hAnsi="Times New Roman" w:cs="Times New Roman"/>
+          <w:color w:val="000000" w:themeColor="text1"/>
+          <w:sz w:val="28"/>
+          <w:szCs w:val="28"/>
+        </w:rPr>
+        <w:t>Е</w:t>
+      </w:r>
+      <w:r>
+        <w:rPr>
+          <w:rFonts w:ascii="Times New Roman" w:eastAsia="Times New Roman" w:hAnsi="Times New Roman" w:cs="Times New Roman"/>
+          <w:color w:val="000000" w:themeColor="text1"/>
+          <w:sz w:val="28"/>
+          <w:szCs w:val="28"/>
+        </w:rPr>
+        <w:t>.</w:t>
       </w:r>
     </w:p>
     <w:p>
@@ -709,12 +769,20 @@
           <w:sz w:val="28"/>
           <w:szCs w:val="28"/>
         </w:rPr>
-        <w:t>Минск 2023</w:t>
-      </w:r>
-    </w:p>
-    <w:p>
-      <w:pPr>
-        <w:pStyle w:val="ListParagraph"/>
+        <w:t>Минск 202</w:t>
+      </w:r>
+      <w:r>
+        <w:rPr>
+          <w:rFonts w:ascii="Times New Roman" w:hAnsi="Times New Roman" w:cs="Times New Roman"/>
+          <w:sz w:val="28"/>
+          <w:szCs w:val="28"/>
+        </w:rPr>
+        <w:t>5</w:t>
+      </w:r>
+    </w:p>
+    <w:p>
+      <w:pPr>
+        <w:pStyle w:val="a3"/>
         <w:numPr>
           <w:ilvl w:val="0"/>
           <w:numId w:val="1"/>
@@ -862,7 +930,7 @@
     </w:p>
     <w:p>
       <w:pPr>
-        <w:pStyle w:val="ListParagraph"/>
+        <w:pStyle w:val="a3"/>
         <w:spacing w:before="240"/>
         <w:ind w:left="0" w:firstLine="709"/>
         <w:jc w:val="both"/>
@@ -883,7 +951,7 @@
     </w:p>
     <w:p>
       <w:pPr>
-        <w:pStyle w:val="ListParagraph"/>
+        <w:pStyle w:val="a3"/>
         <w:spacing w:before="240"/>
         <w:ind w:left="0" w:firstLine="709"/>
         <w:jc w:val="both"/>
@@ -914,7 +982,7 @@
     </w:p>
     <w:p>
       <w:pPr>
-        <w:pStyle w:val="ListParagraph"/>
+        <w:pStyle w:val="a3"/>
         <w:spacing w:before="240"/>
         <w:ind w:left="0" w:firstLine="709"/>
         <w:jc w:val="both"/>
@@ -935,7 +1003,7 @@
     </w:p>
     <w:p>
       <w:pPr>
-        <w:pStyle w:val="ListParagraph"/>
+        <w:pStyle w:val="a3"/>
         <w:spacing w:before="240"/>
         <w:ind w:left="0" w:firstLine="709"/>
         <w:jc w:val="both"/>
@@ -956,7 +1024,7 @@
     </w:p>
     <w:p>
       <w:pPr>
-        <w:pStyle w:val="ListParagraph"/>
+        <w:pStyle w:val="a3"/>
         <w:spacing w:before="240"/>
         <w:ind w:left="0" w:firstLine="709"/>
         <w:jc w:val="both"/>
@@ -977,7 +1045,7 @@
     </w:p>
     <w:p>
       <w:pPr>
-        <w:pStyle w:val="ListParagraph"/>
+        <w:pStyle w:val="a3"/>
         <w:spacing w:before="240"/>
         <w:ind w:left="0" w:firstLine="709"/>
         <w:jc w:val="both"/>
@@ -998,7 +1066,7 @@
     </w:p>
     <w:p>
       <w:pPr>
-        <w:pStyle w:val="ListParagraph"/>
+        <w:pStyle w:val="a3"/>
         <w:spacing w:before="240"/>
         <w:ind w:left="0" w:firstLine="709"/>
         <w:jc w:val="both"/>
@@ -1037,7 +1105,7 @@
     </w:p>
     <w:p>
       <w:pPr>
-        <w:pStyle w:val="ListParagraph"/>
+        <w:pStyle w:val="a3"/>
         <w:spacing w:before="240"/>
         <w:ind w:left="0" w:firstLine="709"/>
         <w:jc w:val="both"/>
@@ -1058,7 +1126,7 @@
     </w:p>
     <w:p>
       <w:pPr>
-        <w:pStyle w:val="ListParagraph"/>
+        <w:pStyle w:val="a3"/>
         <w:spacing w:before="240"/>
         <w:ind w:left="0" w:firstLine="709"/>
         <w:jc w:val="both"/>
@@ -1079,7 +1147,7 @@
     </w:p>
     <w:p>
       <w:pPr>
-        <w:pStyle w:val="ListParagraph"/>
+        <w:pStyle w:val="a3"/>
         <w:spacing w:before="240"/>
         <w:ind w:left="0" w:firstLine="709"/>
         <w:jc w:val="both"/>
@@ -1118,7 +1186,7 @@
     </w:p>
     <w:p>
       <w:pPr>
-        <w:pStyle w:val="ListParagraph"/>
+        <w:pStyle w:val="a3"/>
         <w:spacing w:after="0"/>
         <w:ind w:left="1440"/>
         <w:jc w:val="center"/>
@@ -1132,7 +1200,7 @@
     </w:p>
     <w:p>
       <w:pPr>
-        <w:pStyle w:val="ListParagraph"/>
+        <w:pStyle w:val="a3"/>
         <w:spacing w:after="0"/>
         <w:ind w:left="0"/>
         <w:rPr>
@@ -1190,7 +1258,7 @@
     </w:p>
     <w:p>
       <w:pPr>
-        <w:pStyle w:val="ListParagraph"/>
+        <w:pStyle w:val="a3"/>
         <w:spacing w:after="0"/>
         <w:ind w:left="1440"/>
         <w:jc w:val="center"/>
@@ -1230,7 +1298,7 @@
     </w:p>
     <w:p>
       <w:pPr>
-        <w:pStyle w:val="ListParagraph"/>
+        <w:pStyle w:val="a3"/>
         <w:numPr>
           <w:ilvl w:val="0"/>
           <w:numId w:val="1"/>
@@ -1255,7 +1323,7 @@
     </w:p>
     <w:p>
       <w:pPr>
-        <w:pStyle w:val="ListParagraph"/>
+        <w:pStyle w:val="a3"/>
         <w:spacing w:before="240"/>
         <w:rPr>
           <w:rFonts w:ascii="Times New Roman" w:hAnsi="Times New Roman" w:cs="Times New Roman"/>
@@ -1267,7 +1335,7 @@
     </w:p>
     <w:p>
       <w:pPr>
-        <w:pStyle w:val="ListParagraph"/>
+        <w:pStyle w:val="a3"/>
         <w:spacing w:before="240"/>
         <w:ind w:left="0" w:firstLine="709"/>
         <w:jc w:val="both"/>
@@ -1288,7 +1356,7 @@
     </w:p>
     <w:p>
       <w:pPr>
-        <w:pStyle w:val="ListParagraph"/>
+        <w:pStyle w:val="a3"/>
         <w:spacing w:before="240" w:after="0"/>
         <w:ind w:left="0" w:firstLine="709"/>
         <w:jc w:val="center"/>
@@ -1409,7 +1477,7 @@
     </w:p>
     <w:p>
       <w:pPr>
-        <w:pStyle w:val="ListParagraph"/>
+        <w:pStyle w:val="a3"/>
         <w:spacing w:before="240" w:after="0"/>
         <w:ind w:left="0" w:firstLine="709"/>
         <w:jc w:val="center"/>
@@ -1475,7 +1543,7 @@
     </w:p>
     <w:p>
       <w:pPr>
-        <w:pStyle w:val="ListParagraph"/>
+        <w:pStyle w:val="a3"/>
         <w:spacing w:before="240"/>
         <w:ind w:left="0" w:firstLine="709"/>
         <w:jc w:val="both"/>
@@ -1496,7 +1564,7 @@
     </w:p>
     <w:p>
       <w:pPr>
-        <w:pStyle w:val="ListParagraph"/>
+        <w:pStyle w:val="a3"/>
         <w:spacing w:before="240"/>
         <w:ind w:left="0" w:firstLine="709"/>
         <w:jc w:val="both"/>
@@ -1527,7 +1595,7 @@
     </w:p>
     <w:p>
       <w:pPr>
-        <w:pStyle w:val="ListParagraph"/>
+        <w:pStyle w:val="a3"/>
         <w:spacing w:before="240"/>
         <w:ind w:left="0" w:firstLine="709"/>
         <w:jc w:val="both"/>
@@ -1548,7 +1616,7 @@
     </w:p>
     <w:p>
       <w:pPr>
-        <w:pStyle w:val="ListParagraph"/>
+        <w:pStyle w:val="a3"/>
         <w:spacing w:before="240"/>
         <w:ind w:left="0" w:firstLine="709"/>
         <w:jc w:val="both"/>
@@ -1569,7 +1637,7 @@
     </w:p>
     <w:p>
       <w:pPr>
-        <w:pStyle w:val="ListParagraph"/>
+        <w:pStyle w:val="a3"/>
         <w:spacing w:before="240"/>
         <w:ind w:left="0" w:firstLine="709"/>
         <w:jc w:val="both"/>
@@ -1590,7 +1658,7 @@
     </w:p>
     <w:p>
       <w:pPr>
-        <w:pStyle w:val="ListParagraph"/>
+        <w:pStyle w:val="a3"/>
         <w:spacing w:before="240"/>
         <w:ind w:left="0" w:firstLine="709"/>
         <w:jc w:val="both"/>
@@ -1611,7 +1679,7 @@
     </w:p>
     <w:p>
       <w:pPr>
-        <w:pStyle w:val="ListParagraph"/>
+        <w:pStyle w:val="a3"/>
         <w:spacing w:before="240"/>
         <w:ind w:left="0" w:firstLine="709"/>
         <w:jc w:val="both"/>
@@ -1650,7 +1718,7 @@
     </w:p>
     <w:p>
       <w:pPr>
-        <w:pStyle w:val="ListParagraph"/>
+        <w:pStyle w:val="a3"/>
         <w:spacing w:before="240"/>
         <w:ind w:left="0" w:firstLine="709"/>
         <w:jc w:val="both"/>
@@ -1671,7 +1739,7 @@
     </w:p>
     <w:p>
       <w:pPr>
-        <w:pStyle w:val="ListParagraph"/>
+        <w:pStyle w:val="a3"/>
         <w:spacing w:before="240"/>
         <w:ind w:left="0" w:firstLine="709"/>
         <w:jc w:val="both"/>
@@ -1746,7 +1814,7 @@
     </w:p>
     <w:p>
       <w:pPr>
-        <w:pStyle w:val="ListParagraph"/>
+        <w:pStyle w:val="a3"/>
         <w:spacing w:before="240"/>
         <w:ind w:left="0" w:firstLine="709"/>
         <w:jc w:val="both"/>
@@ -1803,7 +1871,7 @@
     </w:p>
     <w:p>
       <w:pPr>
-        <w:pStyle w:val="ListParagraph"/>
+        <w:pStyle w:val="a3"/>
         <w:spacing w:before="240"/>
         <w:ind w:left="0" w:firstLine="709"/>
         <w:jc w:val="both"/>
@@ -1842,7 +1910,7 @@
     </w:p>
     <w:p>
       <w:pPr>
-        <w:pStyle w:val="ListParagraph"/>
+        <w:pStyle w:val="a3"/>
         <w:spacing w:after="0"/>
         <w:ind w:left="1440"/>
         <w:jc w:val="center"/>
@@ -1911,7 +1979,7 @@
     </w:p>
     <w:p>
       <w:pPr>
-        <w:pStyle w:val="ListParagraph"/>
+        <w:pStyle w:val="a3"/>
         <w:spacing w:after="0"/>
         <w:ind w:left="1440"/>
         <w:jc w:val="center"/>
@@ -1982,7 +2050,7 @@
     </w:p>
     <w:p>
       <w:pPr>
-        <w:pStyle w:val="ListParagraph"/>
+        <w:pStyle w:val="a3"/>
         <w:spacing w:after="0"/>
         <w:ind w:left="1440"/>
         <w:jc w:val="center"/>
@@ -1995,7 +2063,7 @@
     </w:p>
     <w:p>
       <w:pPr>
-        <w:pStyle w:val="ListParagraph"/>
+        <w:pStyle w:val="a3"/>
         <w:numPr>
           <w:ilvl w:val="0"/>
           <w:numId w:val="1"/>
@@ -2021,7 +2089,7 @@
     </w:p>
     <w:p>
       <w:pPr>
-        <w:pStyle w:val="ListParagraph"/>
+        <w:pStyle w:val="a3"/>
         <w:spacing w:before="240"/>
         <w:rPr>
           <w:rFonts w:ascii="Times New Roman" w:hAnsi="Times New Roman" w:cs="Times New Roman"/>
@@ -2042,7 +2110,7 @@
     </w:p>
     <w:p>
       <w:pPr>
-        <w:pStyle w:val="ListParagraph"/>
+        <w:pStyle w:val="a3"/>
         <w:spacing w:before="240"/>
         <w:ind w:left="0" w:firstLine="709"/>
         <w:jc w:val="both"/>
@@ -2106,7 +2174,7 @@
     </w:p>
     <w:p>
       <w:pPr>
-        <w:pStyle w:val="ListParagraph"/>
+        <w:pStyle w:val="a3"/>
         <w:spacing w:before="240"/>
         <w:ind w:left="0" w:firstLine="709"/>
         <w:jc w:val="center"/>
@@ -2213,7 +2281,7 @@
     </w:p>
     <w:p>
       <w:pPr>
-        <w:pStyle w:val="ListParagraph"/>
+        <w:pStyle w:val="a3"/>
         <w:spacing w:before="240"/>
         <w:ind w:left="0" w:firstLine="709"/>
         <w:jc w:val="center"/>
@@ -2288,7 +2356,7 @@
     </w:p>
     <w:p>
       <w:pPr>
-        <w:pStyle w:val="ListParagraph"/>
+        <w:pStyle w:val="a3"/>
         <w:spacing w:before="240"/>
         <w:ind w:left="0" w:firstLine="709"/>
         <w:jc w:val="both"/>
@@ -2309,7 +2377,7 @@
     </w:p>
     <w:p>
       <w:pPr>
-        <w:pStyle w:val="ListParagraph"/>
+        <w:pStyle w:val="a3"/>
         <w:spacing w:before="240"/>
         <w:ind w:firstLine="709"/>
         <w:jc w:val="both"/>
@@ -2340,7 +2408,7 @@
     </w:p>
     <w:p>
       <w:pPr>
-        <w:pStyle w:val="ListParagraph"/>
+        <w:pStyle w:val="a3"/>
         <w:spacing w:before="240"/>
         <w:ind w:firstLine="709"/>
         <w:jc w:val="both"/>
@@ -2361,7 +2429,7 @@
     </w:p>
     <w:p>
       <w:pPr>
-        <w:pStyle w:val="ListParagraph"/>
+        <w:pStyle w:val="a3"/>
         <w:spacing w:before="240"/>
         <w:ind w:firstLine="709"/>
         <w:jc w:val="both"/>
@@ -2382,7 +2450,7 @@
     </w:p>
     <w:p>
       <w:pPr>
-        <w:pStyle w:val="ListParagraph"/>
+        <w:pStyle w:val="a3"/>
         <w:spacing w:before="240"/>
         <w:ind w:firstLine="709"/>
         <w:jc w:val="both"/>
@@ -2403,7 +2471,7 @@
     </w:p>
     <w:p>
       <w:pPr>
-        <w:pStyle w:val="ListParagraph"/>
+        <w:pStyle w:val="a3"/>
         <w:spacing w:before="240"/>
         <w:ind w:firstLine="709"/>
         <w:jc w:val="both"/>
@@ -2424,7 +2492,7 @@
     </w:p>
     <w:p>
       <w:pPr>
-        <w:pStyle w:val="ListParagraph"/>
+        <w:pStyle w:val="a3"/>
         <w:spacing w:before="240"/>
         <w:ind w:firstLine="709"/>
         <w:jc w:val="both"/>
@@ -2463,7 +2531,7 @@
     </w:p>
     <w:p>
       <w:pPr>
-        <w:pStyle w:val="ListParagraph"/>
+        <w:pStyle w:val="a3"/>
         <w:spacing w:before="240"/>
         <w:ind w:firstLine="709"/>
         <w:jc w:val="both"/>
@@ -2484,7 +2552,7 @@
     </w:p>
     <w:p>
       <w:pPr>
-        <w:pStyle w:val="ListParagraph"/>
+        <w:pStyle w:val="a3"/>
         <w:spacing w:before="240"/>
         <w:ind w:firstLine="709"/>
         <w:jc w:val="both"/>
@@ -2523,7 +2591,7 @@
     </w:p>
     <w:p>
       <w:pPr>
-        <w:pStyle w:val="ListParagraph"/>
+        <w:pStyle w:val="a3"/>
         <w:spacing w:before="240"/>
         <w:ind w:firstLine="709"/>
         <w:jc w:val="both"/>
@@ -2600,7 +2668,7 @@
     </w:p>
     <w:p>
       <w:pPr>
-        <w:pStyle w:val="ListParagraph"/>
+        <w:pStyle w:val="a3"/>
         <w:spacing w:before="240"/>
         <w:ind w:left="0" w:firstLine="709"/>
         <w:jc w:val="both"/>
@@ -2644,7 +2712,7 @@
     </w:p>
     <w:p>
       <w:pPr>
-        <w:pStyle w:val="ListParagraph"/>
+        <w:pStyle w:val="a3"/>
         <w:spacing w:before="240"/>
         <w:ind w:left="0" w:firstLine="709"/>
         <w:jc w:val="both"/>
@@ -2682,7 +2750,7 @@
     </w:p>
     <w:p>
       <w:pPr>
-        <w:pStyle w:val="ListParagraph"/>
+        <w:pStyle w:val="a3"/>
         <w:spacing w:before="240"/>
         <w:ind w:left="0" w:firstLine="709"/>
         <w:jc w:val="both"/>
@@ -2741,7 +2809,7 @@
     </w:p>
     <w:p>
       <w:pPr>
-        <w:pStyle w:val="ListParagraph"/>
+        <w:pStyle w:val="a3"/>
         <w:spacing w:before="240"/>
         <w:ind w:left="1440"/>
         <w:jc w:val="center"/>
@@ -2770,7 +2838,7 @@
     </w:p>
     <w:p>
       <w:pPr>
-        <w:pStyle w:val="ListParagraph"/>
+        <w:pStyle w:val="a3"/>
         <w:spacing w:before="240"/>
         <w:ind w:left="1440"/>
         <w:jc w:val="center"/>
@@ -2783,7 +2851,7 @@
     </w:p>
     <w:p>
       <w:pPr>
-        <w:pStyle w:val="ListParagraph"/>
+        <w:pStyle w:val="a3"/>
         <w:spacing w:before="240"/>
         <w:ind w:left="1440"/>
         <w:rPr>
@@ -2831,7 +2899,7 @@
     </w:p>
     <w:p>
       <w:pPr>
-        <w:pStyle w:val="ListParagraph"/>
+        <w:pStyle w:val="a3"/>
         <w:spacing w:before="240"/>
         <w:ind w:left="1440"/>
         <w:rPr>
@@ -2853,7 +2921,7 @@
     </w:p>
     <w:p>
       <w:pPr>
-        <w:pStyle w:val="ListParagraph"/>
+        <w:pStyle w:val="a3"/>
         <w:spacing w:before="240"/>
         <w:ind w:left="1440"/>
         <w:rPr>
@@ -2895,7 +2963,7 @@
     </w:p>
     <w:p>
       <w:pPr>
-        <w:pStyle w:val="ListParagraph"/>
+        <w:pStyle w:val="a3"/>
         <w:spacing w:before="240"/>
         <w:ind w:left="1440"/>
         <w:rPr>
@@ -2937,7 +3005,7 @@
     </w:p>
     <w:p>
       <w:pPr>
-        <w:pStyle w:val="ListParagraph"/>
+        <w:pStyle w:val="a3"/>
         <w:spacing w:before="240"/>
         <w:ind w:left="1440"/>
         <w:rPr>
@@ -2950,7 +3018,7 @@
     </w:p>
     <w:p>
       <w:pPr>
-        <w:pStyle w:val="ListParagraph"/>
+        <w:pStyle w:val="a3"/>
         <w:spacing w:before="240"/>
         <w:ind w:left="1440"/>
         <w:rPr>
@@ -2972,7 +3040,7 @@
     </w:p>
     <w:p>
       <w:pPr>
-        <w:pStyle w:val="ListParagraph"/>
+        <w:pStyle w:val="a3"/>
         <w:spacing w:before="240"/>
         <w:ind w:left="1440"/>
         <w:rPr>
@@ -3015,7 +3083,7 @@
     </w:p>
     <w:p>
       <w:pPr>
-        <w:pStyle w:val="ListParagraph"/>
+        <w:pStyle w:val="a3"/>
         <w:spacing w:before="240"/>
         <w:ind w:left="1440"/>
         <w:rPr>
@@ -3057,7 +3125,7 @@
     </w:p>
     <w:p>
       <w:pPr>
-        <w:pStyle w:val="ListParagraph"/>
+        <w:pStyle w:val="a3"/>
         <w:spacing w:before="240"/>
         <w:ind w:left="1440"/>
         <w:rPr>
@@ -3079,7 +3147,7 @@
     </w:p>
     <w:p>
       <w:pPr>
-        <w:pStyle w:val="ListParagraph"/>
+        <w:pStyle w:val="a3"/>
         <w:spacing w:before="240"/>
         <w:ind w:left="1440"/>
         <w:rPr>
@@ -3101,7 +3169,7 @@
     </w:p>
     <w:p>
       <w:pPr>
-        <w:pStyle w:val="ListParagraph"/>
+        <w:pStyle w:val="a3"/>
         <w:spacing w:before="240"/>
         <w:ind w:left="1440"/>
         <w:rPr>
@@ -3123,7 +3191,7 @@
     </w:p>
     <w:p>
       <w:pPr>
-        <w:pStyle w:val="ListParagraph"/>
+        <w:pStyle w:val="a3"/>
         <w:spacing w:before="240"/>
         <w:ind w:left="1440"/>
         <w:rPr>
@@ -3145,7 +3213,7 @@
     </w:p>
     <w:p>
       <w:pPr>
-        <w:pStyle w:val="ListParagraph"/>
+        <w:pStyle w:val="a3"/>
         <w:spacing w:before="240"/>
         <w:ind w:left="1440"/>
         <w:rPr>
@@ -3187,7 +3255,7 @@
     </w:p>
     <w:p>
       <w:pPr>
-        <w:pStyle w:val="ListParagraph"/>
+        <w:pStyle w:val="a3"/>
         <w:spacing w:before="240"/>
         <w:ind w:left="1440"/>
         <w:rPr>
@@ -3229,7 +3297,7 @@
     </w:p>
     <w:p>
       <w:pPr>
-        <w:pStyle w:val="ListParagraph"/>
+        <w:pStyle w:val="a3"/>
         <w:spacing w:before="240"/>
         <w:ind w:left="1440"/>
         <w:rPr>
@@ -3251,7 +3319,7 @@
     </w:p>
     <w:p>
       <w:pPr>
-        <w:pStyle w:val="ListParagraph"/>
+        <w:pStyle w:val="a3"/>
         <w:spacing w:before="240"/>
         <w:ind w:left="1440"/>
         <w:rPr>
@@ -3273,7 +3341,7 @@
     </w:p>
     <w:p>
       <w:pPr>
-        <w:pStyle w:val="ListParagraph"/>
+        <w:pStyle w:val="a3"/>
         <w:spacing w:before="240"/>
         <w:ind w:left="1440"/>
         <w:rPr>
@@ -3315,7 +3383,7 @@
     </w:p>
     <w:p>
       <w:pPr>
-        <w:pStyle w:val="ListParagraph"/>
+        <w:pStyle w:val="a3"/>
         <w:spacing w:before="240"/>
         <w:ind w:left="1440"/>
         <w:rPr>
@@ -3337,7 +3405,7 @@
     </w:p>
     <w:p>
       <w:pPr>
-        <w:pStyle w:val="ListParagraph"/>
+        <w:pStyle w:val="a3"/>
         <w:spacing w:before="240"/>
         <w:ind w:left="1440"/>
         <w:rPr>
@@ -3359,7 +3427,7 @@
     </w:p>
     <w:p>
       <w:pPr>
-        <w:pStyle w:val="ListParagraph"/>
+        <w:pStyle w:val="a3"/>
         <w:spacing w:before="240"/>
         <w:ind w:left="1440"/>
         <w:rPr>
@@ -3381,7 +3449,7 @@
     </w:p>
     <w:p>
       <w:pPr>
-        <w:pStyle w:val="ListParagraph"/>
+        <w:pStyle w:val="a3"/>
         <w:spacing w:before="240"/>
         <w:ind w:left="1440"/>
         <w:rPr>
@@ -3403,7 +3471,7 @@
     </w:p>
     <w:p>
       <w:pPr>
-        <w:pStyle w:val="ListParagraph"/>
+        <w:pStyle w:val="a3"/>
         <w:spacing w:before="240"/>
         <w:ind w:left="1440"/>
         <w:rPr>
@@ -3425,7 +3493,7 @@
     </w:p>
     <w:p>
       <w:pPr>
-        <w:pStyle w:val="ListParagraph"/>
+        <w:pStyle w:val="a3"/>
         <w:spacing w:before="240"/>
         <w:ind w:left="1440"/>
         <w:rPr>
@@ -3447,7 +3515,7 @@
     </w:p>
     <w:p>
       <w:pPr>
-        <w:pStyle w:val="ListParagraph"/>
+        <w:pStyle w:val="a3"/>
         <w:spacing w:before="240"/>
         <w:ind w:left="1440"/>
         <w:rPr>
@@ -3469,7 +3537,7 @@
     </w:p>
     <w:p>
       <w:pPr>
-        <w:pStyle w:val="ListParagraph"/>
+        <w:pStyle w:val="a3"/>
         <w:spacing w:before="240"/>
         <w:ind w:left="1440"/>
         <w:rPr>
@@ -3511,7 +3579,7 @@
     </w:p>
     <w:p>
       <w:pPr>
-        <w:pStyle w:val="ListParagraph"/>
+        <w:pStyle w:val="a3"/>
         <w:spacing w:before="240"/>
         <w:ind w:left="1440"/>
         <w:rPr>
@@ -3553,7 +3621,7 @@
     </w:p>
     <w:p>
       <w:pPr>
-        <w:pStyle w:val="ListParagraph"/>
+        <w:pStyle w:val="a3"/>
         <w:spacing w:before="240"/>
         <w:ind w:left="1440"/>
         <w:rPr>
@@ -3573,7 +3641,7 @@
     </w:p>
     <w:p>
       <w:pPr>
-        <w:pStyle w:val="ListParagraph"/>
+        <w:pStyle w:val="a3"/>
         <w:spacing w:before="240"/>
         <w:ind w:left="1440"/>
         <w:rPr>
@@ -3585,7 +3653,7 @@
     </w:p>
     <w:p>
       <w:pPr>
-        <w:pStyle w:val="ListParagraph"/>
+        <w:pStyle w:val="a3"/>
         <w:spacing w:before="240"/>
         <w:ind w:left="0" w:firstLine="142"/>
         <w:jc w:val="center"/>
@@ -3603,7 +3671,7 @@
           <w:sz w:val="28"/>
         </w:rPr>
         <w:drawing>
-          <wp:inline distT="0" distB="0" distL="0" distR="0" wp14:anchorId="2BB2B0B9" wp14:editId="13705906">
+          <wp:inline distT="0" distB="0" distL="0" distR="0" wp14:anchorId="2BB2B0B9" wp14:editId="16D99669">
             <wp:extent cx="5940425" cy="1262496"/>
             <wp:effectExtent l="0" t="0" r="3175" b="0"/>
             <wp:docPr id="9" name="Picture 9" descr="C:\Users\Kiryl.Harbacheuski\Downloads\Telegram Desktop\image_2023-11-14_10-30-07.png"/>
@@ -3654,7 +3722,7 @@
     </w:p>
     <w:p>
       <w:pPr>
-        <w:pStyle w:val="ListParagraph"/>
+        <w:pStyle w:val="a3"/>
         <w:spacing w:after="0"/>
         <w:ind w:left="1440"/>
         <w:jc w:val="center"/>
@@ -3707,7 +3775,7 @@
     </w:p>
     <w:p>
       <w:pPr>
-        <w:pStyle w:val="ListParagraph"/>
+        <w:pStyle w:val="a3"/>
         <w:spacing w:after="0"/>
         <w:ind w:left="1440"/>
         <w:jc w:val="center"/>
@@ -3720,7 +3788,7 @@
     </w:p>
     <w:p>
       <w:pPr>
-        <w:pStyle w:val="ListParagraph"/>
+        <w:pStyle w:val="a3"/>
         <w:spacing w:after="0"/>
         <w:ind w:left="1440"/>
         <w:jc w:val="center"/>
@@ -3731,7 +3799,7 @@
     </w:p>
     <w:p>
       <w:pPr>
-        <w:pStyle w:val="ListParagraph"/>
+        <w:pStyle w:val="a3"/>
         <w:spacing w:after="0"/>
         <w:ind w:left="1440"/>
         <w:jc w:val="center"/>
@@ -3742,7 +3810,7 @@
     </w:p>
     <w:p>
       <w:pPr>
-        <w:pStyle w:val="ListParagraph"/>
+        <w:pStyle w:val="a3"/>
         <w:numPr>
           <w:ilvl w:val="0"/>
           <w:numId w:val="1"/>
@@ -3768,7 +3836,7 @@
     </w:p>
     <w:p>
       <w:pPr>
-        <w:pStyle w:val="ListParagraph"/>
+        <w:pStyle w:val="a3"/>
         <w:spacing w:after="0"/>
         <w:jc w:val="both"/>
         <w:rPr>
@@ -3781,7 +3849,7 @@
     </w:p>
     <w:p>
       <w:pPr>
-        <w:pStyle w:val="ListParagraph"/>
+        <w:pStyle w:val="a3"/>
         <w:spacing w:after="0"/>
         <w:ind w:left="0" w:firstLine="709"/>
         <w:jc w:val="both"/>
@@ -3802,7 +3870,7 @@
     </w:p>
     <w:p>
       <w:pPr>
-        <w:pStyle w:val="ListParagraph"/>
+        <w:pStyle w:val="a3"/>
         <w:spacing w:after="0"/>
         <w:ind w:firstLine="709"/>
         <w:jc w:val="both"/>
@@ -3844,7 +3912,7 @@
     </w:p>
     <w:p>
       <w:pPr>
-        <w:pStyle w:val="ListParagraph"/>
+        <w:pStyle w:val="a3"/>
         <w:spacing w:after="0"/>
         <w:ind w:firstLine="709"/>
         <w:jc w:val="both"/>
@@ -3865,7 +3933,7 @@
     </w:p>
     <w:p>
       <w:pPr>
-        <w:pStyle w:val="ListParagraph"/>
+        <w:pStyle w:val="a3"/>
         <w:spacing w:after="0"/>
         <w:ind w:firstLine="709"/>
         <w:jc w:val="both"/>
@@ -3886,7 +3954,7 @@
     </w:p>
     <w:p>
       <w:pPr>
-        <w:pStyle w:val="ListParagraph"/>
+        <w:pStyle w:val="a3"/>
         <w:spacing w:after="0"/>
         <w:ind w:firstLine="709"/>
         <w:jc w:val="both"/>
@@ -3899,7 +3967,7 @@
     </w:p>
     <w:p>
       <w:pPr>
-        <w:pStyle w:val="ListParagraph"/>
+        <w:pStyle w:val="a3"/>
         <w:spacing w:after="0"/>
         <w:ind w:firstLine="709"/>
         <w:jc w:val="both"/>
@@ -3920,7 +3988,7 @@
     </w:p>
     <w:p>
       <w:pPr>
-        <w:pStyle w:val="ListParagraph"/>
+        <w:pStyle w:val="a3"/>
         <w:spacing w:after="0"/>
         <w:ind w:firstLine="709"/>
         <w:jc w:val="both"/>
@@ -3941,7 +4009,7 @@
     </w:p>
     <w:p>
       <w:pPr>
-        <w:pStyle w:val="ListParagraph"/>
+        <w:pStyle w:val="a3"/>
         <w:spacing w:after="0"/>
         <w:ind w:firstLine="709"/>
         <w:jc w:val="both"/>
@@ -3962,7 +4030,7 @@
     </w:p>
     <w:p>
       <w:pPr>
-        <w:pStyle w:val="ListParagraph"/>
+        <w:pStyle w:val="a3"/>
         <w:spacing w:after="0"/>
         <w:ind w:firstLine="709"/>
         <w:jc w:val="both"/>
@@ -3983,7 +4051,7 @@
     </w:p>
     <w:p>
       <w:pPr>
-        <w:pStyle w:val="ListParagraph"/>
+        <w:pStyle w:val="a3"/>
         <w:spacing w:after="0"/>
         <w:ind w:firstLine="709"/>
         <w:jc w:val="both"/>
@@ -4004,7 +4072,7 @@
     </w:p>
     <w:p>
       <w:pPr>
-        <w:pStyle w:val="ListParagraph"/>
+        <w:pStyle w:val="a3"/>
         <w:spacing w:after="0"/>
         <w:ind w:firstLine="709"/>
         <w:jc w:val="both"/>
@@ -4026,7 +4094,7 @@
     </w:p>
     <w:p>
       <w:pPr>
-        <w:pStyle w:val="ListParagraph"/>
+        <w:pStyle w:val="a3"/>
         <w:spacing w:after="0"/>
         <w:ind w:firstLine="709"/>
         <w:jc w:val="both"/>
@@ -4047,7 +4115,7 @@
     </w:p>
     <w:p>
       <w:pPr>
-        <w:pStyle w:val="ListParagraph"/>
+        <w:pStyle w:val="a3"/>
         <w:spacing w:after="0"/>
         <w:ind w:firstLine="709"/>
         <w:jc w:val="both"/>
@@ -4060,7 +4128,7 @@
     </w:p>
     <w:p>
       <w:pPr>
-        <w:pStyle w:val="ListParagraph"/>
+        <w:pStyle w:val="a3"/>
         <w:spacing w:after="0"/>
         <w:ind w:firstLine="709"/>
         <w:jc w:val="both"/>
@@ -4081,7 +4149,7 @@
     </w:p>
     <w:p>
       <w:pPr>
-        <w:pStyle w:val="ListParagraph"/>
+        <w:pStyle w:val="a3"/>
         <w:spacing w:after="0"/>
         <w:ind w:firstLine="709"/>
         <w:jc w:val="both"/>
@@ -4102,7 +4170,7 @@
     </w:p>
     <w:p>
       <w:pPr>
-        <w:pStyle w:val="ListParagraph"/>
+        <w:pStyle w:val="a3"/>
         <w:spacing w:after="0"/>
         <w:ind w:firstLine="709"/>
         <w:jc w:val="both"/>
@@ -4123,7 +4191,7 @@
     </w:p>
     <w:p>
       <w:pPr>
-        <w:pStyle w:val="ListParagraph"/>
+        <w:pStyle w:val="a3"/>
         <w:spacing w:after="0"/>
         <w:ind w:firstLine="709"/>
         <w:jc w:val="both"/>
@@ -4136,7 +4204,7 @@
     </w:p>
     <w:p>
       <w:pPr>
-        <w:pStyle w:val="ListParagraph"/>
+        <w:pStyle w:val="a3"/>
         <w:spacing w:after="0"/>
         <w:ind w:firstLine="709"/>
         <w:jc w:val="both"/>
@@ -4157,7 +4225,7 @@
     </w:p>
     <w:p>
       <w:pPr>
-        <w:pStyle w:val="ListParagraph"/>
+        <w:pStyle w:val="a3"/>
         <w:spacing w:after="0"/>
         <w:ind w:firstLine="709"/>
         <w:jc w:val="both"/>
@@ -4178,7 +4246,7 @@
     </w:p>
     <w:p>
       <w:pPr>
-        <w:pStyle w:val="ListParagraph"/>
+        <w:pStyle w:val="a3"/>
         <w:spacing w:after="0"/>
         <w:ind w:firstLine="709"/>
         <w:jc w:val="both"/>
@@ -4199,7 +4267,7 @@
     </w:p>
     <w:p>
       <w:pPr>
-        <w:pStyle w:val="ListParagraph"/>
+        <w:pStyle w:val="a3"/>
         <w:spacing w:after="0"/>
         <w:ind w:firstLine="709"/>
         <w:jc w:val="both"/>
@@ -4220,7 +4288,7 @@
     </w:p>
     <w:p>
       <w:pPr>
-        <w:pStyle w:val="ListParagraph"/>
+        <w:pStyle w:val="a3"/>
         <w:spacing w:after="0"/>
         <w:ind w:firstLine="709"/>
         <w:jc w:val="both"/>
@@ -4241,7 +4309,7 @@
     </w:p>
     <w:p>
       <w:pPr>
-        <w:pStyle w:val="ListParagraph"/>
+        <w:pStyle w:val="a3"/>
         <w:spacing w:after="0"/>
         <w:ind w:firstLine="709"/>
         <w:jc w:val="both"/>
@@ -4262,7 +4330,7 @@
     </w:p>
     <w:p>
       <w:pPr>
-        <w:pStyle w:val="ListParagraph"/>
+        <w:pStyle w:val="a3"/>
         <w:spacing w:after="0"/>
         <w:ind w:firstLine="709"/>
         <w:jc w:val="both"/>
@@ -4283,7 +4351,7 @@
     </w:p>
     <w:p>
       <w:pPr>
-        <w:pStyle w:val="ListParagraph"/>
+        <w:pStyle w:val="a3"/>
         <w:spacing w:after="0"/>
         <w:ind w:firstLine="709"/>
         <w:jc w:val="both"/>
@@ -4304,7 +4372,7 @@
     </w:p>
     <w:p>
       <w:pPr>
-        <w:pStyle w:val="ListParagraph"/>
+        <w:pStyle w:val="a3"/>
         <w:spacing w:after="0"/>
         <w:ind w:firstLine="709"/>
         <w:jc w:val="both"/>
@@ -4325,7 +4393,7 @@
     </w:p>
     <w:p>
       <w:pPr>
-        <w:pStyle w:val="ListParagraph"/>
+        <w:pStyle w:val="a3"/>
         <w:spacing w:after="0"/>
         <w:ind w:firstLine="709"/>
         <w:jc w:val="both"/>
@@ -4346,7 +4414,7 @@
     </w:p>
     <w:p>
       <w:pPr>
-        <w:pStyle w:val="ListParagraph"/>
+        <w:pStyle w:val="a3"/>
         <w:spacing w:after="0"/>
         <w:ind w:firstLine="709"/>
         <w:jc w:val="both"/>
@@ -4367,7 +4435,7 @@
     </w:p>
     <w:p>
       <w:pPr>
-        <w:pStyle w:val="ListParagraph"/>
+        <w:pStyle w:val="a3"/>
         <w:spacing w:after="0"/>
         <w:ind w:firstLine="709"/>
         <w:jc w:val="both"/>
@@ -4388,7 +4456,7 @@
     </w:p>
     <w:p>
       <w:pPr>
-        <w:pStyle w:val="ListParagraph"/>
+        <w:pStyle w:val="a3"/>
         <w:spacing w:after="0"/>
         <w:ind w:firstLine="709"/>
         <w:jc w:val="both"/>
@@ -4409,7 +4477,7 @@
     </w:p>
     <w:p>
       <w:pPr>
-        <w:pStyle w:val="ListParagraph"/>
+        <w:pStyle w:val="a3"/>
         <w:spacing w:after="0"/>
         <w:ind w:firstLine="709"/>
         <w:jc w:val="both"/>
@@ -4430,7 +4498,7 @@
     </w:p>
     <w:p>
       <w:pPr>
-        <w:pStyle w:val="ListParagraph"/>
+        <w:pStyle w:val="a3"/>
         <w:spacing w:after="0"/>
         <w:ind w:firstLine="709"/>
         <w:jc w:val="both"/>
@@ -4451,7 +4519,7 @@
     </w:p>
     <w:p>
       <w:pPr>
-        <w:pStyle w:val="ListParagraph"/>
+        <w:pStyle w:val="a3"/>
         <w:spacing w:after="0"/>
         <w:ind w:firstLine="709"/>
         <w:jc w:val="both"/>
@@ -4472,7 +4540,7 @@
     </w:p>
     <w:p>
       <w:pPr>
-        <w:pStyle w:val="ListParagraph"/>
+        <w:pStyle w:val="a3"/>
         <w:spacing w:after="0"/>
         <w:ind w:firstLine="709"/>
         <w:jc w:val="both"/>
@@ -4485,7 +4553,7 @@
     </w:p>
     <w:p>
       <w:pPr>
-        <w:pStyle w:val="ListParagraph"/>
+        <w:pStyle w:val="a3"/>
         <w:spacing w:after="0"/>
         <w:ind w:firstLine="709"/>
         <w:jc w:val="both"/>
@@ -4506,7 +4574,7 @@
     </w:p>
     <w:p>
       <w:pPr>
-        <w:pStyle w:val="ListParagraph"/>
+        <w:pStyle w:val="a3"/>
         <w:spacing w:after="0"/>
         <w:ind w:firstLine="709"/>
         <w:jc w:val="both"/>
@@ -4527,7 +4595,7 @@
     </w:p>
     <w:p>
       <w:pPr>
-        <w:pStyle w:val="ListParagraph"/>
+        <w:pStyle w:val="a3"/>
         <w:spacing w:after="0"/>
         <w:ind w:firstLine="709"/>
         <w:jc w:val="both"/>
@@ -4540,7 +4608,7 @@
     </w:p>
     <w:p>
       <w:pPr>
-        <w:pStyle w:val="ListParagraph"/>
+        <w:pStyle w:val="a3"/>
         <w:spacing w:after="0"/>
         <w:ind w:firstLine="709"/>
         <w:jc w:val="both"/>
@@ -4561,7 +4629,7 @@
     </w:p>
     <w:p>
       <w:pPr>
-        <w:pStyle w:val="ListParagraph"/>
+        <w:pStyle w:val="a3"/>
         <w:spacing w:after="0"/>
         <w:ind w:firstLine="709"/>
         <w:jc w:val="both"/>
@@ -4582,7 +4650,7 @@
     </w:p>
     <w:p>
       <w:pPr>
-        <w:pStyle w:val="ListParagraph"/>
+        <w:pStyle w:val="a3"/>
         <w:spacing w:after="0"/>
         <w:ind w:firstLine="709"/>
         <w:jc w:val="both"/>
@@ -4603,7 +4671,7 @@
     </w:p>
     <w:p>
       <w:pPr>
-        <w:pStyle w:val="ListParagraph"/>
+        <w:pStyle w:val="a3"/>
         <w:spacing w:after="0"/>
         <w:ind w:firstLine="709"/>
         <w:jc w:val="both"/>
@@ -4624,7 +4692,7 @@
     </w:p>
     <w:p>
       <w:pPr>
-        <w:pStyle w:val="ListParagraph"/>
+        <w:pStyle w:val="a3"/>
         <w:spacing w:after="0"/>
         <w:ind w:firstLine="709"/>
         <w:jc w:val="both"/>
@@ -4637,7 +4705,7 @@
     </w:p>
     <w:p>
       <w:pPr>
-        <w:pStyle w:val="ListParagraph"/>
+        <w:pStyle w:val="a3"/>
         <w:spacing w:after="0"/>
         <w:ind w:firstLine="709"/>
         <w:jc w:val="both"/>
@@ -4658,7 +4726,7 @@
     </w:p>
     <w:p>
       <w:pPr>
-        <w:pStyle w:val="ListParagraph"/>
+        <w:pStyle w:val="a3"/>
         <w:spacing w:after="0"/>
         <w:ind w:firstLine="709"/>
         <w:jc w:val="both"/>
@@ -4679,7 +4747,7 @@
     </w:p>
     <w:p>
       <w:pPr>
-        <w:pStyle w:val="ListParagraph"/>
+        <w:pStyle w:val="a3"/>
         <w:spacing w:after="0"/>
         <w:ind w:firstLine="709"/>
         <w:jc w:val="both"/>
@@ -4700,7 +4768,7 @@
     </w:p>
     <w:p>
       <w:pPr>
-        <w:pStyle w:val="ListParagraph"/>
+        <w:pStyle w:val="a3"/>
         <w:spacing w:after="0"/>
         <w:ind w:firstLine="709"/>
         <w:jc w:val="both"/>
@@ -4721,7 +4789,7 @@
     </w:p>
     <w:p>
       <w:pPr>
-        <w:pStyle w:val="ListParagraph"/>
+        <w:pStyle w:val="a3"/>
         <w:spacing w:after="0"/>
         <w:ind w:firstLine="709"/>
         <w:jc w:val="both"/>
@@ -4734,7 +4802,7 @@
     </w:p>
     <w:p>
       <w:pPr>
-        <w:pStyle w:val="ListParagraph"/>
+        <w:pStyle w:val="a3"/>
         <w:spacing w:after="0"/>
         <w:ind w:firstLine="709"/>
         <w:jc w:val="both"/>
@@ -4755,7 +4823,7 @@
     </w:p>
     <w:p>
       <w:pPr>
-        <w:pStyle w:val="ListParagraph"/>
+        <w:pStyle w:val="a3"/>
         <w:spacing w:after="0"/>
         <w:ind w:firstLine="709"/>
         <w:jc w:val="both"/>
@@ -4776,7 +4844,7 @@
     </w:p>
     <w:p>
       <w:pPr>
-        <w:pStyle w:val="ListParagraph"/>
+        <w:pStyle w:val="a3"/>
         <w:spacing w:after="0"/>
         <w:ind w:firstLine="709"/>
         <w:jc w:val="both"/>
@@ -4797,7 +4865,7 @@
     </w:p>
     <w:p>
       <w:pPr>
-        <w:pStyle w:val="ListParagraph"/>
+        <w:pStyle w:val="a3"/>
         <w:spacing w:after="0"/>
         <w:ind w:firstLine="709"/>
         <w:jc w:val="both"/>
@@ -4818,7 +4886,7 @@
     </w:p>
     <w:p>
       <w:pPr>
-        <w:pStyle w:val="ListParagraph"/>
+        <w:pStyle w:val="a3"/>
         <w:spacing w:after="0"/>
         <w:ind w:firstLine="709"/>
         <w:jc w:val="both"/>
@@ -4831,7 +4899,7 @@
     </w:p>
     <w:p>
       <w:pPr>
-        <w:pStyle w:val="ListParagraph"/>
+        <w:pStyle w:val="a3"/>
         <w:spacing w:after="0"/>
         <w:ind w:firstLine="709"/>
         <w:jc w:val="both"/>
@@ -4852,7 +4920,7 @@
     </w:p>
     <w:p>
       <w:pPr>
-        <w:pStyle w:val="ListParagraph"/>
+        <w:pStyle w:val="a3"/>
         <w:spacing w:after="0"/>
         <w:ind w:firstLine="709"/>
         <w:jc w:val="both"/>
@@ -4873,7 +4941,7 @@
     </w:p>
     <w:p>
       <w:pPr>
-        <w:pStyle w:val="ListParagraph"/>
+        <w:pStyle w:val="a3"/>
         <w:spacing w:after="0"/>
         <w:ind w:firstLine="709"/>
         <w:jc w:val="both"/>
@@ -4894,7 +4962,7 @@
     </w:p>
     <w:p>
       <w:pPr>
-        <w:pStyle w:val="ListParagraph"/>
+        <w:pStyle w:val="a3"/>
         <w:spacing w:after="0"/>
         <w:ind w:firstLine="709"/>
         <w:jc w:val="both"/>
@@ -4936,7 +5004,7 @@
     </w:p>
     <w:p>
       <w:pPr>
-        <w:pStyle w:val="ListParagraph"/>
+        <w:pStyle w:val="a3"/>
         <w:spacing w:after="0"/>
         <w:ind w:left="0" w:firstLine="709"/>
         <w:jc w:val="both"/>
@@ -4978,7 +5046,7 @@
     </w:p>
     <w:p>
       <w:pPr>
-        <w:pStyle w:val="ListParagraph"/>
+        <w:pStyle w:val="a3"/>
         <w:spacing w:after="0"/>
         <w:ind w:left="0" w:firstLine="709"/>
         <w:jc w:val="both"/>
@@ -4990,7 +5058,7 @@
     </w:p>
     <w:p>
       <w:pPr>
-        <w:pStyle w:val="ListParagraph"/>
+        <w:pStyle w:val="a3"/>
         <w:spacing w:after="0"/>
         <w:ind w:left="0" w:firstLine="709"/>
         <w:jc w:val="both"/>
@@ -5203,7 +5271,7 @@
     </w:p>
     <w:p>
       <w:pPr>
-        <w:pStyle w:val="ListParagraph"/>
+        <w:pStyle w:val="a3"/>
         <w:spacing w:after="0"/>
         <w:ind w:left="0" w:firstLine="709"/>
         <w:jc w:val="both"/>
@@ -5216,7 +5284,7 @@
     </w:p>
     <w:p>
       <w:pPr>
-        <w:pStyle w:val="ListParagraph"/>
+        <w:pStyle w:val="a3"/>
         <w:spacing w:after="0"/>
         <w:ind w:left="-851" w:firstLine="709"/>
         <w:jc w:val="both"/>
@@ -5271,7 +5339,7 @@
     </w:p>
     <w:p>
       <w:pPr>
-        <w:pStyle w:val="ListParagraph"/>
+        <w:pStyle w:val="a3"/>
         <w:spacing w:after="0"/>
         <w:ind w:left="-851" w:firstLine="709"/>
         <w:jc w:val="center"/>
@@ -5292,7 +5360,7 @@
     </w:p>
     <w:p>
       <w:pPr>
-        <w:pStyle w:val="ListParagraph"/>
+        <w:pStyle w:val="a3"/>
         <w:spacing w:after="0"/>
         <w:ind w:left="0" w:firstLine="709"/>
         <w:jc w:val="both"/>
@@ -5305,7 +5373,7 @@
     </w:p>
     <w:p>
       <w:pPr>
-        <w:pStyle w:val="ListParagraph"/>
+        <w:pStyle w:val="a3"/>
         <w:spacing w:after="0"/>
         <w:ind w:left="0" w:firstLine="709"/>
         <w:jc w:val="both"/>
@@ -5328,7 +5396,7 @@
     </w:p>
     <w:p>
       <w:pPr>
-        <w:pStyle w:val="ListParagraph"/>
+        <w:pStyle w:val="a3"/>
         <w:spacing w:after="0"/>
         <w:ind w:left="0" w:firstLine="709"/>
         <w:jc w:val="both"/>
@@ -5341,7 +5409,7 @@
     </w:p>
     <w:p>
       <w:pPr>
-        <w:pStyle w:val="ListParagraph"/>
+        <w:pStyle w:val="a3"/>
         <w:spacing w:after="0"/>
         <w:ind w:left="0" w:firstLine="709"/>
         <w:jc w:val="both"/>
@@ -5431,7 +5499,7 @@
     </w:p>
     <w:p>
       <w:pPr>
-        <w:pStyle w:val="ListParagraph"/>
+        <w:pStyle w:val="a3"/>
         <w:spacing w:after="0"/>
         <w:ind w:left="0" w:firstLine="709"/>
         <w:jc w:val="center"/>
@@ -5450,7 +5518,7 @@
     </w:p>
     <w:p>
       <w:pPr>
-        <w:pStyle w:val="ListParagraph"/>
+        <w:pStyle w:val="a3"/>
         <w:spacing w:after="0"/>
         <w:ind w:left="0" w:firstLine="709"/>
         <w:jc w:val="center"/>
@@ -5462,7 +5530,7 @@
     </w:p>
     <w:p>
       <w:pPr>
-        <w:pStyle w:val="ListParagraph"/>
+        <w:pStyle w:val="a3"/>
         <w:spacing w:after="0"/>
         <w:ind w:left="0" w:firstLine="709"/>
         <w:jc w:val="center"/>
@@ -5474,7 +5542,7 @@
     </w:p>
     <w:p>
       <w:pPr>
-        <w:pStyle w:val="ListParagraph"/>
+        <w:pStyle w:val="a3"/>
         <w:spacing w:after="0"/>
         <w:ind w:left="0" w:firstLine="709"/>
         <w:jc w:val="both"/>
@@ -5493,7 +5561,7 @@
     </w:p>
     <w:p>
       <w:pPr>
-        <w:pStyle w:val="ListParagraph"/>
+        <w:pStyle w:val="a3"/>
         <w:spacing w:after="0"/>
         <w:ind w:left="0" w:firstLine="709"/>
         <w:jc w:val="both"/>
@@ -5505,7 +5573,7 @@
     </w:p>
     <w:p>
       <w:pPr>
-        <w:pStyle w:val="ListParagraph"/>
+        <w:pStyle w:val="a3"/>
         <w:spacing w:after="0"/>
         <w:ind w:left="-1276" w:firstLine="709"/>
         <w:jc w:val="both"/>
@@ -5522,7 +5590,7 @@
         </w:rPr>
         <w:lastRenderedPageBreak/>
         <w:drawing>
-          <wp:inline distT="0" distB="0" distL="0" distR="0" wp14:anchorId="29D0E935" wp14:editId="583DEB39">
+          <wp:inline distT="0" distB="0" distL="0" distR="0" wp14:anchorId="29D0E935" wp14:editId="7A9A91D5">
             <wp:extent cx="6461155" cy="2537138"/>
             <wp:effectExtent l="0" t="0" r="0" b="0"/>
             <wp:docPr id="5" name="Picture 5" descr="C:\Users\Kiryl.Harbacheuski\Downloads\Telegram Desktop\image_2023-11-14_10-16-26.png"/>
@@ -5573,7 +5641,7 @@
     </w:p>
     <w:p>
       <w:pPr>
-        <w:pStyle w:val="ListParagraph"/>
+        <w:pStyle w:val="a3"/>
         <w:spacing w:after="0"/>
         <w:ind w:left="-1701" w:firstLine="709"/>
         <w:jc w:val="center"/>
@@ -5592,7 +5660,7 @@
     </w:p>
     <w:p>
       <w:pPr>
-        <w:pStyle w:val="ListParagraph"/>
+        <w:pStyle w:val="a3"/>
         <w:spacing w:after="0"/>
         <w:ind w:left="-1701" w:firstLine="709"/>
         <w:jc w:val="center"/>
@@ -5613,7 +5681,7 @@
 </file>
 
 <file path=word/numbering.xml><?xml version="1.0" encoding="utf-8"?>
-<w:numbering xmlns:wpc="http://schemas.microsoft.com/office/word/2010/wordprocessingCanvas" xmlns:cx="http://schemas.microsoft.com/office/drawing/2014/chartex" xmlns:cx1="http://schemas.microsoft.com/office/drawing/2015/9/8/chartex" xmlns:cx2="http://schemas.microsoft.com/office/drawing/2015/10/21/chartex" xmlns:cx3="http://schemas.microsoft.com/office/drawing/2016/5/9/chartex" xmlns:cx4="http://schemas.microsoft.com/office/drawing/2016/5/10/chartex" xmlns:cx5="http://schemas.microsoft.com/office/drawing/2016/5/11/chartex" xmlns:cx6="http://schemas.microsoft.com/office/drawing/2016/5/12/chartex" xmlns:cx7="http://schemas.microsoft.com/office/drawing/2016/5/13/chartex" xmlns:cx8="http://schemas.microsoft.com/office/drawing/2016/5/14/chartex" xmlns:mc="http://schemas.openxmlformats.org/markup-compatibility/2006" xmlns:aink="http://schemas.microsoft.com/office/drawing/2016/ink" xmlns:am3d="http://schemas.microsoft.com/office/drawing/2017/model3d" xmlns:o="urn:schemas-microsoft-com:office:office" xmlns:r="http://schemas.openxmlformats.org/officeDocument/2006/relationships" xmlns:m="http://schemas.openxmlformats.org/officeDocument/2006/math" xmlns:v="urn:schemas-microsoft-com:vml" xmlns:wp14="http://schemas.microsoft.com/office/word/2010/wordprocessingDrawing" xmlns:wp="http://schemas.openxmlformats.org/drawingml/2006/wordprocessingDrawing" xmlns:w10="urn:schemas-microsoft-com:office:word" xmlns:w="http://schemas.openxmlformats.org/wordprocessingml/2006/main" xmlns:w14="http://schemas.microsoft.com/office/word/2010/wordml" xmlns:w15="http://schemas.microsoft.com/office/word/2012/wordml" xmlns:w16cid="http://schemas.microsoft.com/office/word/2016/wordml/cid" xmlns:w16se="http://schemas.microsoft.com/office/word/2015/wordml/symex" xmlns:wpg="http://schemas.microsoft.com/office/word/2010/wordprocessingGroup" xmlns:wpi="http://schemas.microsoft.com/office/word/2010/wordprocessingInk" xmlns:wne="http://schemas.microsoft.com/office/word/2006/wordml" xmlns:wps="http://schemas.microsoft.com/office/word/2010/wordprocessingShape" mc:Ignorable="w14 w15 w16se w16cid wp14">
+<w:numbering xmlns:wpc="http://schemas.microsoft.com/office/word/2010/wordprocessingCanvas" xmlns:cx="http://schemas.microsoft.com/office/drawing/2014/chartex" xmlns:cx1="http://schemas.microsoft.com/office/drawing/2015/9/8/chartex" xmlns:cx2="http://schemas.microsoft.com/office/drawing/2015/10/21/chartex" xmlns:cx3="http://schemas.microsoft.com/office/drawing/2016/5/9/chartex" xmlns:cx4="http://schemas.microsoft.com/office/drawing/2016/5/10/chartex" xmlns:cx5="http://schemas.microsoft.com/office/drawing/2016/5/11/chartex" xmlns:cx6="http://schemas.microsoft.com/office/drawing/2016/5/12/chartex" xmlns:cx7="http://schemas.microsoft.com/office/drawing/2016/5/13/chartex" xmlns:cx8="http://schemas.microsoft.com/office/drawing/2016/5/14/chartex" xmlns:mc="http://schemas.openxmlformats.org/markup-compatibility/2006" xmlns:aink="http://schemas.microsoft.com/office/drawing/2016/ink" xmlns:am3d="http://schemas.microsoft.com/office/drawing/2017/model3d" xmlns:o="urn:schemas-microsoft-com:office:office" xmlns:oel="http://schemas.microsoft.com/office/2019/extlst" xmlns:r="http://schemas.openxmlformats.org/officeDocument/2006/relationships" xmlns:m="http://schemas.openxmlformats.org/officeDocument/2006/math" xmlns:v="urn:schemas-microsoft-com:vml" xmlns:wp14="http://schemas.microsoft.com/office/word/2010/wordprocessingDrawing" xmlns:wp="http://schemas.openxmlformats.org/drawingml/2006/wordprocessingDrawing" xmlns:w10="urn:schemas-microsoft-com:office:word" xmlns:w="http://schemas.openxmlformats.org/wordprocessingml/2006/main" xmlns:w14="http://schemas.microsoft.com/office/word/2010/wordml" xmlns:w15="http://schemas.microsoft.com/office/word/2012/wordml" xmlns:w16cex="http://schemas.microsoft.com/office/word/2018/wordml/cex" xmlns:w16cid="http://schemas.microsoft.com/office/word/2016/wordml/cid" xmlns:w16="http://schemas.microsoft.com/office/word/2018/wordml" xmlns:w16du="http://schemas.microsoft.com/office/word/2023/wordml/word16du" xmlns:w16sdtdh="http://schemas.microsoft.com/office/word/2020/wordml/sdtdatahash" xmlns:w16se="http://schemas.microsoft.com/office/word/2015/wordml/symex" xmlns:wpg="http://schemas.microsoft.com/office/word/2010/wordprocessingGroup" xmlns:wpi="http://schemas.microsoft.com/office/word/2010/wordprocessingInk" xmlns:wne="http://schemas.microsoft.com/office/word/2006/wordml" xmlns:wps="http://schemas.microsoft.com/office/word/2010/wordprocessingShape" mc:Ignorable="w14 w15 w16se w16cid w16 w16cex w16sdtdh w16du wp14">
   <w:abstractNum w:abstractNumId="0" w15:restartNumberingAfterBreak="0">
     <w:nsid w:val="5AC87E14"/>
     <w:multiLevelType w:val="multilevel"/>
@@ -5735,14 +5803,14 @@
       </w:rPr>
     </w:lvl>
   </w:abstractNum>
-  <w:num w:numId="1">
+  <w:num w:numId="1" w16cid:durableId="1278755884">
     <w:abstractNumId w:val="0"/>
   </w:num>
 </w:numbering>
 </file>
 
 <file path=word/styles.xml><?xml version="1.0" encoding="utf-8"?>
-<w:styles xmlns:mc="http://schemas.openxmlformats.org/markup-compatibility/2006" xmlns:r="http://schemas.openxmlformats.org/officeDocument/2006/relationships" xmlns:w="http://schemas.openxmlformats.org/wordprocessingml/2006/main" xmlns:w14="http://schemas.microsoft.com/office/word/2010/wordml" xmlns:w15="http://schemas.microsoft.com/office/word/2012/wordml" xmlns:w16cid="http://schemas.microsoft.com/office/word/2016/wordml/cid" xmlns:w16se="http://schemas.microsoft.com/office/word/2015/wordml/symex" mc:Ignorable="w14 w15 w16se w16cid">
+<w:styles xmlns:mc="http://schemas.openxmlformats.org/markup-compatibility/2006" xmlns:r="http://schemas.openxmlformats.org/officeDocument/2006/relationships" xmlns:w="http://schemas.openxmlformats.org/wordprocessingml/2006/main" xmlns:w14="http://schemas.microsoft.com/office/word/2010/wordml" xmlns:w15="http://schemas.microsoft.com/office/word/2012/wordml" xmlns:w16cex="http://schemas.microsoft.com/office/word/2018/wordml/cex" xmlns:w16cid="http://schemas.microsoft.com/office/word/2016/wordml/cid" xmlns:w16="http://schemas.microsoft.com/office/word/2018/wordml" xmlns:w16du="http://schemas.microsoft.com/office/word/2023/wordml/word16du" xmlns:w16sdtdh="http://schemas.microsoft.com/office/word/2020/wordml/sdtdatahash" xmlns:w16se="http://schemas.microsoft.com/office/word/2015/wordml/symex" mc:Ignorable="w14 w15 w16se w16cid w16 w16cex w16sdtdh w16du">
   <w:docDefaults>
     <w:rPrDefault>
       <w:rPr>
@@ -5758,7 +5826,7 @@
       </w:pPr>
     </w:pPrDefault>
   </w:docDefaults>
-  <w:latentStyles w:defLockedState="0" w:defUIPriority="99" w:defSemiHidden="0" w:defUnhideWhenUsed="0" w:defQFormat="0" w:count="375">
+  <w:latentStyles w:defLockedState="0" w:defUIPriority="99" w:defSemiHidden="0" w:defUnhideWhenUsed="0" w:defQFormat="0" w:count="376">
     <w:lsdException w:name="Normal" w:uiPriority="0" w:qFormat="1"/>
     <w:lsdException w:name="heading 1" w:uiPriority="9" w:qFormat="1"/>
     <w:lsdException w:name="heading 2" w:semiHidden="1" w:uiPriority="9" w:unhideWhenUsed="1" w:qFormat="1"/>
@@ -6134,8 +6202,9 @@
     <w:lsdException w:name="Smart Hyperlink" w:semiHidden="1" w:unhideWhenUsed="1"/>
     <w:lsdException w:name="Hashtag" w:semiHidden="1" w:unhideWhenUsed="1"/>
     <w:lsdException w:name="Unresolved Mention" w:semiHidden="1" w:unhideWhenUsed="1"/>
+    <w:lsdException w:name="Smart Link" w:semiHidden="1" w:unhideWhenUsed="1"/>
   </w:latentStyles>
-  <w:style w:type="paragraph" w:default="1" w:styleId="Normal">
+  <w:style w:type="paragraph" w:default="1" w:styleId="a">
     <w:name w:val="Normal"/>
     <w:qFormat/>
     <w:rsid w:val="009A0F94"/>
@@ -6143,13 +6212,13 @@
       <w:lang w:val="ru-RU"/>
     </w:rPr>
   </w:style>
-  <w:style w:type="character" w:default="1" w:styleId="DefaultParagraphFont">
+  <w:style w:type="character" w:default="1" w:styleId="a0">
     <w:name w:val="Default Paragraph Font"/>
     <w:uiPriority w:val="1"/>
     <w:semiHidden/>
     <w:unhideWhenUsed/>
   </w:style>
-  <w:style w:type="table" w:default="1" w:styleId="TableNormal">
+  <w:style w:type="table" w:default="1" w:styleId="a1">
     <w:name w:val="Normal Table"/>
     <w:uiPriority w:val="99"/>
     <w:semiHidden/>
@@ -6164,7 +6233,7 @@
       </w:tblCellMar>
     </w:tblPr>
   </w:style>
-  <w:style w:type="numbering" w:default="1" w:styleId="NoList">
+  <w:style w:type="numbering" w:default="1" w:styleId="a2">
     <w:name w:val="No List"/>
     <w:uiPriority w:val="99"/>
     <w:semiHidden/>
@@ -6181,9 +6250,9 @@
       <w:lang w:val="ru-RU" w:eastAsia="zh-TW"/>
     </w:rPr>
   </w:style>
-  <w:style w:type="paragraph" w:styleId="ListParagraph">
+  <w:style w:type="paragraph" w:styleId="a3">
     <w:name w:val="List Paragraph"/>
-    <w:basedOn w:val="Normal"/>
+    <w:basedOn w:val="a"/>
     <w:uiPriority w:val="34"/>
     <w:qFormat/>
     <w:rsid w:val="009A0F94"/>
@@ -6192,9 +6261,9 @@
       <w:contextualSpacing/>
     </w:pPr>
   </w:style>
-  <w:style w:type="character" w:styleId="PlaceholderText">
+  <w:style w:type="character" w:styleId="a4">
     <w:name w:val="Placeholder Text"/>
-    <w:basedOn w:val="DefaultParagraphFont"/>
+    <w:basedOn w:val="a0"/>
     <w:uiPriority w:val="99"/>
     <w:semiHidden/>
     <w:rsid w:val="009616F4"/>
